--- a/docs/distr/tsidukciya.docx
+++ b/docs/distr/tsidukciya.docx
@@ -81,19 +81,7 @@
         <w:t>»</w:t>
       </w:r>
       <w:r>
-        <w:t xml:space="preserve"> профессий. Эта</w:t>
-      </w:r>
-      <w:r>
-        <w:t xml:space="preserve"> книга</w:t>
-      </w:r>
-      <w:r>
-        <w:t xml:space="preserve"> </w:t>
-      </w:r>
-      <w:r>
-        <w:t>будет</w:t>
-      </w:r>
-      <w:r>
-        <w:t xml:space="preserve"> полезна для широкой аудитории, но особенно будет полезна для разработчиков ПО, дизайнеров, копирайтеров, менеджеров, представителей бизнеса и т.д. То есть для всех профессий, которые сейчас заняты в разработке и развитии цифровых продуктов: сайты, мобильные приложения, сервисы, аппаратные решения, </w:t>
+        <w:t xml:space="preserve"> профессий. Эта книга будет полезна широкой аудитории, но особенно разработчикам ПО, дизайнерам, копирайтерам, менеджерам, представителям бизнеса, всем профессиям, которые сейчас заняты в разработке и развитии цифровых продуктов: сайты, мобильные приложения, сервисы, аппаратные решения, </w:t>
       </w:r>
       <w:proofErr w:type="spellStart"/>
       <w:r>
@@ -125,13 +113,7 @@
       </w:r>
       <w:proofErr w:type="spellEnd"/>
       <w:r>
-        <w:t xml:space="preserve">- и </w:t>
-      </w:r>
-      <w:r>
-        <w:t>другие</w:t>
-      </w:r>
-      <w:r>
-        <w:t xml:space="preserve"> </w:t>
+        <w:t xml:space="preserve">- и другие </w:t>
       </w:r>
       <w:r>
         <w:t>«</w:t>
@@ -7087,15 +7069,7 @@
       </w:r>
       <w:proofErr w:type="spellEnd"/>
       <w:r>
-        <w:t xml:space="preserve"> </w:t>
-      </w:r>
-      <w:proofErr w:type="spellStart"/>
-      <w:r>
-        <w:t>for</w:t>
-      </w:r>
-      <w:proofErr w:type="spellEnd"/>
-      <w:r>
-        <w:t xml:space="preserve"> ...</w:t>
+        <w:t xml:space="preserve"> for ...</w:t>
       </w:r>
       <w:r>
         <w:t>»</w:t>
@@ -8728,10 +8702,7 @@
         <w:t>Данный раздел имеет повышенный уровень сложности по сравнению с предыдущими. Если вы уже применяете навыки, описанные в предыдущих разделах, то рано или поздно ваша продуктивность будет ограничена некой асимптотой</w:t>
       </w:r>
       <w:r>
-        <w:t xml:space="preserve"> </w:t>
-      </w:r>
-      <w:r>
-        <w:t xml:space="preserve">– </w:t>
+        <w:t xml:space="preserve"> – </w:t>
       </w:r>
       <w:r>
         <w:t xml:space="preserve">уровнем, который нельзя преодолеть, не изменив систему. В бережливом мышлении (англ. </w:t>
